--- a/大优教材定制/调整版本/秋09 第15讲电与磁  练习册  教师版.docx
+++ b/大优教材定制/调整版本/秋09 第15讲电与磁  练习册  教师版.docx
@@ -3680,9 +3680,9 @@
           <w:noProof/>
         </w:rPr>
         <w:drawing>
-          <wp:inline distT="0" distB="0" distL="0" distR="0" wp14:anchorId="5F96C41A" wp14:editId="35EDFA67">
-            <wp:extent cx="3724910" cy="1105535"/>
-            <wp:effectExtent l="0" t="0" r="10160" b="6350"/>
+          <wp:inline distT="0" distB="0" distL="0" distR="0" wp14:anchorId="5F96C41A" wp14:editId="719FF0BC">
+            <wp:extent cx="3230545" cy="958810"/>
+            <wp:effectExtent l="0" t="0" r="0" b="0"/>
             <wp:docPr id="24" name="图片24" descr="菁优网：http://www.jyeoo.com"/>
             <wp:cNvGraphicFramePr>
               <a:graphicFrameLocks xmlns:a="http://schemas.openxmlformats.org/drawingml/2006/main" noChangeAspect="1"/>
@@ -3705,7 +3705,7 @@
                   <pic:spPr>
                     <a:xfrm>
                       <a:off x="0" y="0"/>
-                      <a:ext cx="3724910" cy="1105535"/>
+                      <a:ext cx="3250355" cy="964690"/>
                     </a:xfrm>
                     <a:prstGeom prst="rect">
                       <a:avLst/>
@@ -3839,339 +3839,6 @@
           <w:noProof/>
           <w:szCs w:val="22"/>
         </w:rPr>
-        <mc:AlternateContent>
-          <mc:Choice Requires="wps">
-            <w:drawing>
-              <wp:inline distT="0" distB="0" distL="0" distR="0" wp14:anchorId="05AC1CE9" wp14:editId="36DDC1CE">
-                <wp:extent cx="352425" cy="172720"/>
-                <wp:effectExtent l="0" t="0" r="3810" b="0"/>
-                <wp:docPr id="38" name="矩形 38"/>
-                <wp:cNvGraphicFramePr/>
-                <a:graphic xmlns:a="http://schemas.openxmlformats.org/drawingml/2006/main">
-                  <a:graphicData uri="http://schemas.microsoft.com/office/word/2010/wordprocessingShape">
-                    <wps:wsp>
-                      <wps:cNvSpPr/>
-                      <wps:spPr>
-                        <a:xfrm>
-                          <a:off x="0" y="0"/>
-                          <a:ext cx="352800" cy="172800"/>
-                        </a:xfrm>
-                        <a:prstGeom prst="rect">
-                          <a:avLst/>
-                        </a:prstGeom>
-                        <a:solidFill>
-                          <a:schemeClr val="accent2"/>
-                        </a:solidFill>
-                        <a:ln>
-                          <a:noFill/>
-                        </a:ln>
-                      </wps:spPr>
-                      <wps:style>
-                        <a:lnRef idx="2">
-                          <a:schemeClr val="accent1">
-                            <a:shade val="50000"/>
-                          </a:schemeClr>
-                        </a:lnRef>
-                        <a:fillRef idx="1">
-                          <a:schemeClr val="accent1"/>
-                        </a:fillRef>
-                        <a:effectRef idx="0">
-                          <a:schemeClr val="accent1"/>
-                        </a:effectRef>
-                        <a:fontRef idx="minor">
-                          <a:schemeClr val="lt1"/>
-                        </a:fontRef>
-                      </wps:style>
-                      <wps:txbx>
-                        <w:txbxContent>
-                          <w:p>
-                            <w:pPr>
-                              <w:spacing w:line="240" w:lineRule="exact"/>
-                              <w:jc w:val="center"/>
-                              <w:rPr>
-                                <w:rFonts w:ascii="黑体" w:eastAsia="黑体" w:hAnsi="黑体" w:hint="eastAsia"/>
-                                <w:szCs w:val="21"/>
-                              </w:rPr>
-                            </w:pPr>
-                            <w:r>
-                              <w:rPr>
-                                <w:rFonts w:ascii="黑体" w:eastAsia="黑体" w:hAnsi="黑体" w:hint="eastAsia"/>
-                                <w:szCs w:val="21"/>
-                              </w:rPr>
-                              <w:t>练10</w:t>
-                            </w:r>
-                          </w:p>
-                          <w:p>
-                            <w:pPr>
-                              <w:spacing w:line="240" w:lineRule="exact"/>
-                              <w:jc w:val="left"/>
-                              <w:rPr>
-                                <w:rFonts w:ascii="黑体" w:eastAsia="黑体" w:hAnsi="黑体" w:hint="eastAsia"/>
-                                <w:szCs w:val="21"/>
-                              </w:rPr>
-                            </w:pPr>
-                          </w:p>
-                          <w:p>
-                            <w:pPr>
-                              <w:spacing w:line="240" w:lineRule="exact"/>
-                              <w:jc w:val="left"/>
-                              <w:rPr>
-                                <w:rFonts w:ascii="黑体" w:eastAsia="黑体" w:hAnsi="黑体" w:hint="eastAsia"/>
-                                <w:szCs w:val="21"/>
-                              </w:rPr>
-                            </w:pPr>
-                          </w:p>
-                        </w:txbxContent>
-                      </wps:txbx>
-                      <wps:bodyPr rot="0" spcFirstLastPara="0" vertOverflow="overflow" horzOverflow="overflow" vert="horz" wrap="square" lIns="0" tIns="0" rIns="0" bIns="0" numCol="1" spcCol="0" rtlCol="0" fromWordArt="0" anchor="ctr" anchorCtr="0" forceAA="0" compatLnSpc="1">
-                        <a:noAutofit/>
-                      </wps:bodyPr>
-                    </wps:wsp>
-                  </a:graphicData>
-                </a:graphic>
-              </wp:inline>
-            </w:drawing>
-          </mc:Choice>
-          <mc:Fallback>
-            <w:pict>
-              <v:rect w14:anchorId="05AC1CE9" id="矩形 38" o:spid="_x0000_s1041" style="width:27.75pt;height:13.6pt;visibility:visible;mso-wrap-style:square;mso-left-percent:-10001;mso-top-percent:-10001;mso-position-horizontal:absolute;mso-position-horizontal-relative:char;mso-position-vertical:absolute;mso-position-vertical-relative:line;mso-left-percent:-10001;mso-top-percent:-10001;v-text-anchor:middle" o:gfxdata="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" fillcolor="#5aa13b [3205]" stroked="f" strokeweight="2pt">
-                <v:textbox inset="0,0,0,0">
-                  <w:txbxContent>
-                    <w:p>
-                      <w:pPr>
-                        <w:spacing w:line="240" w:lineRule="exact"/>
-                        <w:jc w:val="center"/>
-                        <w:rPr>
-                          <w:rFonts w:ascii="黑体" w:eastAsia="黑体" w:hAnsi="黑体" w:hint="eastAsia"/>
-                          <w:szCs w:val="21"/>
-                        </w:rPr>
-                      </w:pPr>
-                      <w:r>
-                        <w:rPr>
-                          <w:rFonts w:ascii="黑体" w:eastAsia="黑体" w:hAnsi="黑体" w:hint="eastAsia"/>
-                          <w:szCs w:val="21"/>
-                        </w:rPr>
-                        <w:t>练10</w:t>
-                      </w:r>
-                    </w:p>
-                    <w:p>
-                      <w:pPr>
-                        <w:spacing w:line="240" w:lineRule="exact"/>
-                        <w:jc w:val="left"/>
-                        <w:rPr>
-                          <w:rFonts w:ascii="黑体" w:eastAsia="黑体" w:hAnsi="黑体" w:hint="eastAsia"/>
-                          <w:szCs w:val="21"/>
-                        </w:rPr>
-                      </w:pPr>
-                    </w:p>
-                    <w:p>
-                      <w:pPr>
-                        <w:spacing w:line="240" w:lineRule="exact"/>
-                        <w:jc w:val="left"/>
-                        <w:rPr>
-                          <w:rFonts w:ascii="黑体" w:eastAsia="黑体" w:hAnsi="黑体" w:hint="eastAsia"/>
-                          <w:szCs w:val="21"/>
-                        </w:rPr>
-                      </w:pPr>
-                    </w:p>
-                  </w:txbxContent>
-                </v:textbox>
-                <w10:anchorlock/>
-              </v:rect>
-            </w:pict>
-          </mc:Fallback>
-        </mc:AlternateContent>
-      </w:r>
-      <w:r>
-        <w:rPr>
-          <w:rFonts w:cstheme="minorBidi" w:hint="eastAsia"/>
-          <w:szCs w:val="22"/>
-        </w:rPr>
-        <w:t xml:space="preserve"> </w:t>
-      </w:r>
-      <w:r>
-        <w:rPr>
-          <w:rFonts w:cstheme="minorBidi" w:hint="eastAsia"/>
-          <w:b/>
-          <w:bCs/>
-          <w:color w:val="0000FF"/>
-          <w:szCs w:val="22"/>
-        </w:rPr>
-        <w:t>（不要）</w:t>
-      </w:r>
-      <w:r>
-        <w:rPr>
-          <w:rFonts w:eastAsia="新宋体" w:hint="eastAsia"/>
-        </w:rPr>
-        <w:t>如图是一环形铜线，可以看成通电螺线管的一圈，</w:t>
-      </w:r>
-      <w:proofErr w:type="gramStart"/>
-      <w:r>
-        <w:rPr>
-          <w:rFonts w:eastAsia="新宋体" w:hint="eastAsia"/>
-        </w:rPr>
-        <w:t>圈所在</w:t>
-      </w:r>
-      <w:proofErr w:type="gramEnd"/>
-      <w:r>
-        <w:rPr>
-          <w:rFonts w:eastAsia="新宋体" w:hint="eastAsia"/>
-        </w:rPr>
-        <w:t>平面与纸面垂直。电流沿图中箭头方向流动。则小磁针静止时</w:t>
-      </w:r>
-      <w:r>
-        <w:rPr>
-          <w:rFonts w:eastAsia="新宋体" w:hint="eastAsia"/>
-        </w:rPr>
-        <w:t>N</w:t>
-      </w:r>
-      <w:r>
-        <w:rPr>
-          <w:rFonts w:eastAsia="新宋体" w:hint="eastAsia"/>
-        </w:rPr>
-        <w:t>极的指向是（　　）</w:t>
-      </w:r>
-    </w:p>
-    <w:p>
-      <w:pPr>
-        <w:pStyle w:val="123"/>
-      </w:pPr>
-      <w:r>
-        <w:rPr>
-          <w:rFonts w:hint="eastAsia"/>
-          <w:noProof/>
-        </w:rPr>
-        <w:drawing>
-          <wp:inline distT="0" distB="0" distL="0" distR="0" wp14:anchorId="7460C749" wp14:editId="3FCA385A">
-            <wp:extent cx="971550" cy="1352550"/>
-            <wp:effectExtent l="0" t="0" r="0" b="7620"/>
-            <wp:docPr id="31" name="图片24" descr="菁优网：http://www.jyeoo.com"/>
-            <wp:cNvGraphicFramePr>
-              <a:graphicFrameLocks xmlns:a="http://schemas.openxmlformats.org/drawingml/2006/main" noChangeAspect="1"/>
-            </wp:cNvGraphicFramePr>
-            <a:graphic xmlns:a="http://schemas.openxmlformats.org/drawingml/2006/main">
-              <a:graphicData uri="http://schemas.openxmlformats.org/drawingml/2006/picture">
-                <pic:pic xmlns:pic="http://schemas.openxmlformats.org/drawingml/2006/picture">
-                  <pic:nvPicPr>
-                    <pic:cNvPr id="31" name="图片24" descr="菁优网：http://www.jyeoo.com"/>
-                    <pic:cNvPicPr>
-                      <a:picLocks noChangeAspect="1"/>
-                    </pic:cNvPicPr>
-                  </pic:nvPicPr>
-                  <pic:blipFill>
-                    <a:blip r:embed="rId28" cstate="print"/>
-                    <a:stretch>
-                      <a:fillRect/>
-                    </a:stretch>
-                  </pic:blipFill>
-                  <pic:spPr>
-                    <a:xfrm>
-                      <a:off x="0" y="0"/>
-                      <a:ext cx="971550" cy="1352550"/>
-                    </a:xfrm>
-                    <a:prstGeom prst="rect">
-                      <a:avLst/>
-                    </a:prstGeom>
-                  </pic:spPr>
-                </pic:pic>
-              </a:graphicData>
-            </a:graphic>
-          </wp:inline>
-        </w:drawing>
-      </w:r>
-    </w:p>
-    <w:p>
-      <w:pPr>
-        <w:pStyle w:val="123"/>
-      </w:pPr>
-      <w:r>
-        <w:rPr>
-          <w:rFonts w:hint="eastAsia"/>
-        </w:rPr>
-        <w:t>A</w:t>
-      </w:r>
-      <w:r>
-        <w:rPr>
-          <w:rFonts w:hint="eastAsia"/>
-        </w:rPr>
-        <w:t>．左</w:t>
-      </w:r>
-      <w:r>
-        <w:tab/>
-      </w:r>
-      <w:r>
-        <w:rPr>
-          <w:rFonts w:hint="eastAsia"/>
-        </w:rPr>
-        <w:t>B</w:t>
-      </w:r>
-      <w:r>
-        <w:rPr>
-          <w:rFonts w:hint="eastAsia"/>
-        </w:rPr>
-        <w:t>．右</w:t>
-      </w:r>
-      <w:r>
-        <w:tab/>
-      </w:r>
-      <w:r>
-        <w:rPr>
-          <w:rFonts w:hint="eastAsia"/>
-        </w:rPr>
-        <w:t>C</w:t>
-      </w:r>
-      <w:r>
-        <w:rPr>
-          <w:rFonts w:hint="eastAsia"/>
-        </w:rPr>
-        <w:t>．上</w:t>
-      </w:r>
-      <w:r>
-        <w:tab/>
-      </w:r>
-      <w:r>
-        <w:rPr>
-          <w:rFonts w:hint="eastAsia"/>
-        </w:rPr>
-        <w:t>D</w:t>
-      </w:r>
-      <w:r>
-        <w:rPr>
-          <w:rFonts w:hint="eastAsia"/>
-        </w:rPr>
-        <w:t>．下</w:t>
-      </w:r>
-    </w:p>
-    <w:p>
-      <w:pPr>
-        <w:pStyle w:val="1230"/>
-        <w:ind w:left="588"/>
-      </w:pPr>
-      <w:r>
-        <w:rPr>
-          <w:rFonts w:hint="eastAsia"/>
-        </w:rPr>
-        <w:t>【答案】</w:t>
-      </w:r>
-      <w:r>
-        <w:rPr>
-          <w:rFonts w:hint="eastAsia"/>
-        </w:rPr>
-        <w:t>B</w:t>
-      </w:r>
-    </w:p>
-    <w:p>
-      <w:pPr>
-        <w:pStyle w:val="af0"/>
-        <w:ind w:left="672" w:hanging="672"/>
-      </w:pPr>
-      <w:r>
-        <w:rPr>
-          <w:rFonts w:cstheme="minorBidi"/>
-          <w:noProof/>
-          <w:szCs w:val="22"/>
-        </w:rPr>
-        <w:lastRenderedPageBreak/>
         <mc:AlternateContent>
           <mc:Choice Requires="wps">
             <w:drawing>
@@ -4281,7 +3948,7 @@
           </mc:Choice>
           <mc:Fallback>
             <w:pict>
-              <v:rect w14:anchorId="4BE09FD9" id="矩形 39" o:spid="_x0000_s1042" style="width:27.75pt;height:13.6pt;visibility:visible;mso-wrap-style:square;mso-left-percent:-10001;mso-top-percent:-10001;mso-position-horizontal:absolute;mso-position-horizontal-relative:char;mso-position-vertical:absolute;mso-position-vertical-relative:line;mso-left-percent:-10001;mso-top-percent:-10001;v-text-anchor:middle" o:gfxdata="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" fillcolor="#5aa13b [3205]" stroked="f" strokeweight="2pt">
+              <v:rect w14:anchorId="4BE09FD9" id="矩形 39" o:spid="_x0000_s1041" style="width:27.75pt;height:13.6pt;visibility:visible;mso-wrap-style:square;mso-left-percent:-10001;mso-top-percent:-10001;mso-position-horizontal:absolute;mso-position-horizontal-relative:char;mso-position-vertical:absolute;mso-position-vertical-relative:line;mso-left-percent:-10001;mso-top-percent:-10001;v-text-anchor:middle" o:gfxdata="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" fillcolor="#5aa13b [3205]" stroked="f" strokeweight="2pt">
                 <v:textbox inset="0,0,0,0">
                   <w:txbxContent>
                     <w:p>
@@ -4435,9 +4102,9 @@
           <w:noProof/>
         </w:rPr>
         <w:drawing>
-          <wp:inline distT="0" distB="0" distL="0" distR="0" wp14:anchorId="4166A8DF" wp14:editId="1A694489">
-            <wp:extent cx="2105660" cy="962660"/>
-            <wp:effectExtent l="0" t="0" r="10160" b="8890"/>
+          <wp:inline distT="0" distB="0" distL="0" distR="0" wp14:anchorId="4166A8DF" wp14:editId="5A1E23AC">
+            <wp:extent cx="1783582" cy="815647"/>
+            <wp:effectExtent l="0" t="0" r="7620" b="3810"/>
             <wp:docPr id="32" name="图片24" descr="菁优网：http://www.jyeoo.com"/>
             <wp:cNvGraphicFramePr>
               <a:graphicFrameLocks xmlns:a="http://schemas.openxmlformats.org/drawingml/2006/main" noChangeAspect="1"/>
@@ -4452,7 +4119,7 @@
                     </pic:cNvPicPr>
                   </pic:nvPicPr>
                   <pic:blipFill>
-                    <a:blip r:embed="rId29" cstate="print"/>
+                    <a:blip r:embed="rId28" cstate="print"/>
                     <a:stretch>
                       <a:fillRect/>
                     </a:stretch>
@@ -4460,7 +4127,7 @@
                   <pic:spPr>
                     <a:xfrm>
                       <a:off x="0" y="0"/>
-                      <a:ext cx="2106172" cy="963170"/>
+                      <a:ext cx="1798225" cy="822344"/>
                     </a:xfrm>
                     <a:prstGeom prst="rect">
                       <a:avLst/>
@@ -4573,7 +4240,14 @@
         <w:rPr>
           <w:rFonts w:hint="eastAsia"/>
         </w:rPr>
-        <w:t>A1</w:t>
+        <w:t>A</w:t>
+      </w:r>
+      <w:r>
+        <w:rPr>
+          <w:rFonts w:hint="eastAsia"/>
+          <w:vertAlign w:val="subscript"/>
+        </w:rPr>
+        <w:t>1</w:t>
       </w:r>
       <w:r>
         <w:rPr>
@@ -4605,7 +4279,14 @@
         <w:rPr>
           <w:rFonts w:hint="eastAsia"/>
         </w:rPr>
-        <w:t>A1</w:t>
+        <w:t>A</w:t>
+      </w:r>
+      <w:r>
+        <w:rPr>
+          <w:rFonts w:hint="eastAsia"/>
+          <w:vertAlign w:val="subscript"/>
+        </w:rPr>
+        <w:t>1</w:t>
       </w:r>
       <w:r>
         <w:rPr>
@@ -4617,7 +4298,14 @@
         <w:rPr>
           <w:rFonts w:hint="eastAsia"/>
         </w:rPr>
-        <w:t>A2</w:t>
+        <w:t>A</w:t>
+      </w:r>
+      <w:r>
+        <w:rPr>
+          <w:rFonts w:hint="eastAsia"/>
+          <w:vertAlign w:val="subscript"/>
+        </w:rPr>
+        <w:t>2</w:t>
       </w:r>
       <w:r>
         <w:rPr>
@@ -4649,7 +4337,14 @@
         <w:rPr>
           <w:rFonts w:hint="eastAsia"/>
         </w:rPr>
-        <w:t>A1</w:t>
+        <w:t>A</w:t>
+      </w:r>
+      <w:r>
+        <w:rPr>
+          <w:rFonts w:hint="eastAsia"/>
+          <w:vertAlign w:val="subscript"/>
+        </w:rPr>
+        <w:t>1</w:t>
       </w:r>
       <w:r>
         <w:rPr>
@@ -4661,7 +4356,14 @@
         <w:rPr>
           <w:rFonts w:hint="eastAsia"/>
         </w:rPr>
-        <w:t>A2</w:t>
+        <w:t>A</w:t>
+      </w:r>
+      <w:r>
+        <w:rPr>
+          <w:rFonts w:hint="eastAsia"/>
+          <w:vertAlign w:val="subscript"/>
+        </w:rPr>
+        <w:t>2</w:t>
       </w:r>
       <w:r>
         <w:rPr>
@@ -4697,6 +4399,7 @@
         <w:rPr>
           <w:noProof/>
         </w:rPr>
+        <w:lastRenderedPageBreak/>
         <mc:AlternateContent>
           <mc:Choice Requires="wps">
             <w:drawing>
@@ -4806,7 +4509,7 @@
           </mc:Choice>
           <mc:Fallback>
             <w:pict>
-              <v:rect w14:anchorId="53770739" id="矩形 40" o:spid="_x0000_s1043" style="width:27.75pt;height:13.6pt;visibility:visible;mso-wrap-style:square;mso-left-percent:-10001;mso-top-percent:-10001;mso-position-horizontal:absolute;mso-position-horizontal-relative:char;mso-position-vertical:absolute;mso-position-vertical-relative:line;mso-left-percent:-10001;mso-top-percent:-10001;v-text-anchor:middle" o:gfxdata="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" fillcolor="#5aa13b [3205]" stroked="f" strokeweight="2pt">
+              <v:rect w14:anchorId="53770739" id="矩形 40" o:spid="_x0000_s1042" style="width:27.75pt;height:13.6pt;visibility:visible;mso-wrap-style:square;mso-left-percent:-10001;mso-top-percent:-10001;mso-position-horizontal:absolute;mso-position-horizontal-relative:char;mso-position-vertical:absolute;mso-position-vertical-relative:line;mso-left-percent:-10001;mso-top-percent:-10001;v-text-anchor:middle" o:gfxdata="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" fillcolor="#5aa13b [3205]" stroked="f" strokeweight="2pt">
                 <v:textbox inset="0,0,0,0">
                   <w:txbxContent>
                     <w:p>
@@ -5111,7 +4814,7 @@
                     </pic:cNvPicPr>
                   </pic:nvPicPr>
                   <pic:blipFill>
-                    <a:blip r:embed="rId30" cstate="print"/>
+                    <a:blip r:embed="rId29" cstate="print"/>
                     <a:stretch>
                       <a:fillRect/>
                     </a:stretch>
@@ -5276,7 +4979,7 @@
           </mc:Choice>
           <mc:Fallback>
             <w:pict>
-              <v:rect w14:anchorId="571D3035" id="矩形 41" o:spid="_x0000_s1044" style="width:27.75pt;height:13.6pt;visibility:visible;mso-wrap-style:square;mso-left-percent:-10001;mso-top-percent:-10001;mso-position-horizontal:absolute;mso-position-horizontal-relative:char;mso-position-vertical:absolute;mso-position-vertical-relative:line;mso-left-percent:-10001;mso-top-percent:-10001;v-text-anchor:middle" o:gfxdata="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" fillcolor="#5aa13b [3205]" stroked="f" strokeweight="2pt">
+              <v:rect w14:anchorId="571D3035" id="矩形 41" o:spid="_x0000_s1043" style="width:27.75pt;height:13.6pt;visibility:visible;mso-wrap-style:square;mso-left-percent:-10001;mso-top-percent:-10001;mso-position-horizontal:absolute;mso-position-horizontal-relative:char;mso-position-vertical:absolute;mso-position-vertical-relative:line;mso-left-percent:-10001;mso-top-percent:-10001;v-text-anchor:middle" o:gfxdata="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" fillcolor="#5aa13b [3205]" stroked="f" strokeweight="2pt">
                 <v:textbox inset="0,0,0,0">
                   <w:txbxContent>
                     <w:p>
@@ -5391,7 +5094,7 @@
                     </pic:cNvPicPr>
                   </pic:nvPicPr>
                   <pic:blipFill>
-                    <a:blip r:embed="rId31" cstate="print"/>
+                    <a:blip r:embed="rId30" cstate="print"/>
                     <a:stretch>
                       <a:fillRect/>
                     </a:stretch>
@@ -5432,14 +5135,7 @@
         <w:rPr>
           <w:rFonts w:hint="eastAsia"/>
         </w:rPr>
-        <w:t>）螺线管实际上就是由多个单匝圆形线圈组成，通电螺线管的磁场可以看成由每一个单匝圆形通电线圈的磁场叠加而成，现有一单匝圆形通电线圈中的电流方向</w:t>
-      </w:r>
-      <w:r>
-        <w:rPr>
-          <w:rFonts w:hint="eastAsia"/>
-        </w:rPr>
-        <w:lastRenderedPageBreak/>
-        <w:t>如图</w:t>
+        <w:t>）螺线管实际上就是由多个单匝圆形线圈组成，通电螺线管的磁场可以看成由每一个单匝圆形通电线圈的磁场叠加而成，现有一单匝圆形通电线圈中的电流方向如图</w:t>
       </w:r>
       <w:r>
         <w:rPr>
@@ -5754,6 +5450,33 @@
         </w:rPr>
         <w:t>）相反；负。</w:t>
       </w:r>
+    </w:p>
+    <w:p>
+      <w:pPr>
+        <w:pStyle w:val="1230"/>
+        <w:ind w:left="588"/>
+      </w:pPr>
+    </w:p>
+    <w:p>
+      <w:pPr>
+        <w:pStyle w:val="1230"/>
+        <w:ind w:left="588"/>
+      </w:pPr>
+    </w:p>
+    <w:p>
+      <w:pPr>
+        <w:pStyle w:val="1230"/>
+        <w:ind w:left="588"/>
+      </w:pPr>
+    </w:p>
+    <w:p>
+      <w:pPr>
+        <w:pStyle w:val="1230"/>
+        <w:ind w:left="588"/>
+        <w:rPr>
+          <w:rFonts w:hint="eastAsia"/>
+        </w:rPr>
+      </w:pPr>
     </w:p>
     <w:p>
       <w:pPr>
@@ -5766,6 +5489,7 @@
           <w:noProof/>
           <w:szCs w:val="22"/>
         </w:rPr>
+        <w:lastRenderedPageBreak/>
         <mc:AlternateContent>
           <mc:Choice Requires="wps">
             <w:drawing>
@@ -5875,7 +5599,7 @@
           </mc:Choice>
           <mc:Fallback>
             <w:pict>
-              <v:rect w14:anchorId="07BAA25B" id="矩形 42" o:spid="_x0000_s1045" style="width:27.75pt;height:13.6pt;visibility:visible;mso-wrap-style:square;mso-left-percent:-10001;mso-top-percent:-10001;mso-position-horizontal:absolute;mso-position-horizontal-relative:char;mso-position-vertical:absolute;mso-position-vertical-relative:line;mso-left-percent:-10001;mso-top-percent:-10001;v-text-anchor:middle" o:gfxdata="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" fillcolor="#5aa13b [3205]" stroked="f" strokeweight="2pt">
+              <v:rect w14:anchorId="07BAA25B" id="矩形 42" o:spid="_x0000_s1044" style="width:27.75pt;height:13.6pt;visibility:visible;mso-wrap-style:square;mso-left-percent:-10001;mso-top-percent:-10001;mso-position-horizontal:absolute;mso-position-horizontal-relative:char;mso-position-vertical:absolute;mso-position-vertical-relative:line;mso-left-percent:-10001;mso-top-percent:-10001;v-text-anchor:middle" o:gfxdata="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" fillcolor="#5aa13b [3205]" stroked="f" strokeweight="2pt">
                 <v:textbox inset="0,0,0,0">
                   <w:txbxContent>
                     <w:p>
@@ -5968,22 +5692,7 @@
         <w:rPr>
           <w:rFonts w:hint="eastAsia"/>
         </w:rPr>
-        <w:t>）（</w:t>
-      </w:r>
-      <w:r>
-        <w:rPr>
-          <w:rFonts w:hint="eastAsia"/>
-        </w:rPr>
-        <w:t>2</w:t>
-      </w:r>
-      <w:r>
-        <w:t>019</w:t>
-      </w:r>
-      <w:r>
-        <w:rPr>
-          <w:rFonts w:hint="eastAsia"/>
-        </w:rPr>
-        <w:t>顺德区期末）</w:t>
+        <w:t>）</w:t>
       </w:r>
       <w:r>
         <w:rPr>
@@ -6049,22 +5758,7 @@
         <w:rPr>
           <w:rFonts w:hint="eastAsia"/>
         </w:rPr>
-        <w:t>）（</w:t>
-      </w:r>
-      <w:r>
-        <w:rPr>
-          <w:rFonts w:hint="eastAsia"/>
-        </w:rPr>
-        <w:t>2</w:t>
-      </w:r>
-      <w:r>
-        <w:t>019</w:t>
-      </w:r>
-      <w:r>
-        <w:rPr>
-          <w:rFonts w:hint="eastAsia"/>
-        </w:rPr>
-        <w:t>惠州博罗县期末）</w:t>
+        <w:t>）</w:t>
       </w:r>
       <w:r>
         <w:rPr>
@@ -6133,12 +5827,15 @@
       <w:pPr>
         <w:pStyle w:val="123"/>
         <w:ind w:left="1197" w:hangingChars="220" w:hanging="462"/>
-      </w:pPr>
-      <w:r>
-        <w:rPr>
-          <w:rFonts w:hint="eastAsia"/>
+        <w:rPr>
           <w:shd w:val="clear" w:color="auto" w:fill="FFFFFF"/>
         </w:rPr>
+      </w:pPr>
+      <w:r>
+        <w:rPr>
+          <w:rFonts w:hint="eastAsia"/>
+          <w:shd w:val="clear" w:color="auto" w:fill="FFFFFF"/>
+        </w:rPr>
         <w:t>（</w:t>
       </w:r>
       <w:r>
@@ -6153,79 +5850,103 @@
           <w:rFonts w:hint="eastAsia"/>
           <w:shd w:val="clear" w:color="auto" w:fill="FFFFFF"/>
         </w:rPr>
-        <w:t>）（</w:t>
+        <w:t>）如图所示，当给电磁铁</w:t>
       </w:r>
       <w:r>
         <w:rPr>
           <w:rFonts w:hint="eastAsia"/>
           <w:shd w:val="clear" w:color="auto" w:fill="FFFFFF"/>
         </w:rPr>
-        <w:t>2</w:t>
-      </w:r>
-      <w:r>
-        <w:rPr>
+        <w:t>M</w:t>
+      </w:r>
+      <w:r>
+        <w:rPr>
+          <w:rFonts w:hint="eastAsia"/>
           <w:shd w:val="clear" w:color="auto" w:fill="FFFFFF"/>
         </w:rPr>
-        <w:t>019</w:t>
+        <w:t>通电，发现弹簧开始被压缩，过一会儿，条形磁铁和弹簧重新处于静止．此时把滑动变阻器的滑片</w:t>
       </w:r>
       <w:r>
         <w:rPr>
           <w:rFonts w:hint="eastAsia"/>
           <w:shd w:val="clear" w:color="auto" w:fill="FFFFFF"/>
         </w:rPr>
-        <w:t>顺德期中）如图所示，当给电磁铁</w:t>
+        <w:t>P</w:t>
       </w:r>
       <w:r>
         <w:rPr>
           <w:rFonts w:hint="eastAsia"/>
           <w:shd w:val="clear" w:color="auto" w:fill="FFFFFF"/>
         </w:rPr>
-        <w:t>M</w:t>
+        <w:t>向</w:t>
       </w:r>
       <w:r>
         <w:rPr>
           <w:rFonts w:hint="eastAsia"/>
           <w:shd w:val="clear" w:color="auto" w:fill="FFFFFF"/>
         </w:rPr>
-        <w:t>通电，发现弹簧开始被压缩，过一会儿，条形磁铁和弹簧重新处于静止．此时把滑动变阻器的滑片</w:t>
+        <w:t>B</w:t>
       </w:r>
       <w:r>
         <w:rPr>
           <w:rFonts w:hint="eastAsia"/>
           <w:shd w:val="clear" w:color="auto" w:fill="FFFFFF"/>
         </w:rPr>
-        <w:t>P</w:t>
-      </w:r>
+        <w:t>端滑动，弹簧的长度逐渐变短．请用笔画线代替导线，把电路连接完整（导线不能交叉，弹簧在其弹性范围内）．</w:t>
+      </w:r>
+    </w:p>
+    <w:p>
+      <w:pPr>
+        <w:pStyle w:val="123"/>
+      </w:pPr>
       <w:r>
         <w:rPr>
           <w:rFonts w:hint="eastAsia"/>
           <w:shd w:val="clear" w:color="auto" w:fill="FFFFFF"/>
         </w:rPr>
-        <w:t>向</w:t>
+        <w:t>（</w:t>
       </w:r>
       <w:r>
         <w:rPr>
           <w:rFonts w:hint="eastAsia"/>
           <w:shd w:val="clear" w:color="auto" w:fill="FFFFFF"/>
         </w:rPr>
-        <w:t>B</w:t>
+        <w:t>4</w:t>
       </w:r>
       <w:r>
         <w:rPr>
           <w:rFonts w:hint="eastAsia"/>
           <w:shd w:val="clear" w:color="auto" w:fill="FFFFFF"/>
         </w:rPr>
-        <w:t>端滑动，弹簧的长度逐渐变短．请用笔画线代替导线，把电路连接完整（导线不能交叉，弹簧在其弹性范围内）．</w:t>
+        <w:t>）</w:t>
+      </w:r>
+      <w:r>
+        <w:rPr>
+          <w:rFonts w:hint="eastAsia"/>
+        </w:rPr>
+        <w:t>根据小磁针的指向判断并填入：①螺线管的磁极；②螺线管中电流的方向；③电源的正、负极。</w:t>
       </w:r>
     </w:p>
     <w:p>
       <w:pPr>
         <w:pStyle w:val="123"/>
-        <w:ind w:leftChars="520" w:left="1092"/>
-      </w:pPr>
-      <w:r>
-        <w:rPr>
-          <w:rFonts w:hint="eastAsia"/>
+      </w:pPr>
+    </w:p>
+    <w:p>
+      <w:pPr>
+        <w:pStyle w:val="123"/>
+      </w:pPr>
+      <w:r>
+        <w:t>（</w:t>
+      </w:r>
+      <w:r>
+        <w:t>1</w:t>
+      </w:r>
+      <w:r>
+        <w:t>）</w:t>
+      </w:r>
+      <w:r>
+        <w:rPr>
           <w:noProof/>
         </w:rPr>
         <w:drawing>
@@ -6246,7 +5967,7 @@
                     </pic:cNvPicPr>
                   </pic:nvPicPr>
                   <pic:blipFill>
-                    <a:blip r:embed="rId32" cstate="print">
+                    <a:blip r:embed="rId31" cstate="print">
                       <a:extLst>
                         <a:ext uri="{28A0092B-C50C-407E-A947-70E740481C1C}">
                           <a14:useLocalDpi xmlns:a14="http://schemas.microsoft.com/office/drawing/2010/main" val="0"/>
@@ -6279,10 +6000,25 @@
       </w:r>
       <w:r>
         <w:rPr>
+          <w:rFonts w:hint="eastAsia"/>
+        </w:rPr>
+        <w:t xml:space="preserve">      </w:t>
+      </w:r>
+      <w:r>
+        <w:t>（</w:t>
+      </w:r>
+      <w:r>
+        <w:t>2</w:t>
+      </w:r>
+      <w:r>
+        <w:t>）</w:t>
+      </w:r>
+      <w:r>
+        <w:rPr>
           <w:noProof/>
         </w:rPr>
         <w:drawing>
-          <wp:inline distT="0" distB="0" distL="0" distR="0" wp14:anchorId="2369DB83" wp14:editId="72BE04E2">
+          <wp:inline distT="0" distB="0" distL="0" distR="0" wp14:anchorId="2369DB83" wp14:editId="4664E25D">
             <wp:extent cx="1771650" cy="1043940"/>
             <wp:effectExtent l="0" t="0" r="9525" b="3175"/>
             <wp:docPr id="2" name="图片 2"/>
@@ -6299,7 +6035,7 @@
                     </pic:cNvPicPr>
                   </pic:nvPicPr>
                   <pic:blipFill>
-                    <a:blip r:embed="rId33" cstate="print">
+                    <a:blip r:embed="rId32" cstate="print">
                       <a:extLst>
                         <a:ext uri="{28A0092B-C50C-407E-A947-70E740481C1C}">
                           <a14:useLocalDpi xmlns:a14="http://schemas.microsoft.com/office/drawing/2010/main" val="0"/>
@@ -6333,12 +6069,26 @@
       <w:r>
         <w:t xml:space="preserve">    </w:t>
       </w:r>
+    </w:p>
+    <w:p>
+      <w:pPr>
+        <w:pStyle w:val="123"/>
+      </w:pPr>
+      <w:r>
+        <w:t>（</w:t>
+      </w:r>
+      <w:r>
+        <w:t>3</w:t>
+      </w:r>
+      <w:r>
+        <w:t>）</w:t>
+      </w:r>
       <w:r>
         <w:rPr>
           <w:noProof/>
         </w:rPr>
         <w:drawing>
-          <wp:inline distT="0" distB="0" distL="0" distR="0" wp14:anchorId="20880030" wp14:editId="5333512D">
+          <wp:inline distT="0" distB="0" distL="0" distR="0" wp14:anchorId="20880030" wp14:editId="0D8BC72E">
             <wp:extent cx="1219835" cy="1079500"/>
             <wp:effectExtent l="0" t="0" r="0" b="0"/>
             <wp:docPr id="954" name="图片 954"/>
@@ -6355,7 +6105,7 @@
                     </pic:cNvPicPr>
                   </pic:nvPicPr>
                   <pic:blipFill>
-                    <a:blip r:embed="rId34" cstate="print">
+                    <a:blip r:embed="rId33" cstate="print">
                       <a:extLst>
                         <a:ext uri="{28A0092B-C50C-407E-A947-70E740481C1C}">
                           <a14:useLocalDpi xmlns:a14="http://schemas.microsoft.com/office/drawing/2010/main" val="0"/>
@@ -6386,6 +6136,64 @@
           </wp:inline>
         </w:drawing>
       </w:r>
+      <w:r>
+        <w:t xml:space="preserve"> </w:t>
+      </w:r>
+      <w:r>
+        <w:rPr>
+          <w:rFonts w:hint="eastAsia"/>
+        </w:rPr>
+        <w:t xml:space="preserve">          </w:t>
+      </w:r>
+      <w:r>
+        <w:t>（</w:t>
+      </w:r>
+      <w:r>
+        <w:t>4</w:t>
+      </w:r>
+      <w:r>
+        <w:t>）</w:t>
+      </w:r>
+      <w:r>
+        <w:rPr>
+          <w:noProof/>
+        </w:rPr>
+        <w:drawing>
+          <wp:inline distT="0" distB="0" distL="0" distR="0" wp14:anchorId="7D99DC17" wp14:editId="129D5472">
+            <wp:extent cx="1733792" cy="1247949"/>
+            <wp:effectExtent l="0" t="0" r="0" b="0"/>
+            <wp:docPr id="518885346" name="图片24" descr="菁优网：http://www.jyeoo.com"/>
+            <wp:cNvGraphicFramePr>
+              <a:graphicFrameLocks xmlns:a="http://schemas.openxmlformats.org/drawingml/2006/main" noChangeAspect="1"/>
+            </wp:cNvGraphicFramePr>
+            <a:graphic xmlns:a="http://schemas.openxmlformats.org/drawingml/2006/main">
+              <a:graphicData uri="http://schemas.openxmlformats.org/drawingml/2006/picture">
+                <pic:pic xmlns:pic="http://schemas.openxmlformats.org/drawingml/2006/picture">
+                  <pic:nvPicPr>
+                    <pic:cNvPr id="0" name="Picture24"/>
+                    <pic:cNvPicPr/>
+                  </pic:nvPicPr>
+                  <pic:blipFill>
+                    <a:blip r:embed="rId34" cstate="print"/>
+                    <a:stretch>
+                      <a:fillRect/>
+                    </a:stretch>
+                  </pic:blipFill>
+                  <pic:spPr>
+                    <a:xfrm>
+                      <a:off x="0" y="0"/>
+                      <a:ext cx="1733792" cy="1247949"/>
+                    </a:xfrm>
+                    <a:prstGeom prst="rect">
+                      <a:avLst/>
+                    </a:prstGeom>
+                  </pic:spPr>
+                </pic:pic>
+              </a:graphicData>
+            </a:graphic>
+          </wp:inline>
+        </w:drawing>
+      </w:r>
     </w:p>
     <w:p>
       <w:pPr>
@@ -6417,7 +6225,7 @@
           <w:noProof/>
         </w:rPr>
         <w:drawing>
-          <wp:inline distT="0" distB="0" distL="0" distR="0" wp14:anchorId="5C4845CB" wp14:editId="7F755463">
+          <wp:inline distT="0" distB="0" distL="0" distR="0" wp14:anchorId="5C4845CB" wp14:editId="17009CCB">
             <wp:extent cx="1781175" cy="812165"/>
             <wp:effectExtent l="0" t="0" r="0" b="8255"/>
             <wp:docPr id="12" name="图片 12"/>
@@ -6615,17 +6423,82 @@
           </wp:inline>
         </w:drawing>
       </w:r>
-    </w:p>
-    <w:p>
-      <w:pPr>
-        <w:pStyle w:val="af0"/>
-        <w:ind w:left="672" w:hanging="672"/>
-      </w:pPr>
+      <w:r>
+        <w:rPr>
+          <w:rFonts w:hint="eastAsia"/>
+        </w:rPr>
+        <w:t>（</w:t>
+      </w:r>
+      <w:r>
+        <w:rPr>
+          <w:rFonts w:hint="eastAsia"/>
+        </w:rPr>
+        <w:t>4</w:t>
+      </w:r>
+      <w:r>
+        <w:rPr>
+          <w:rFonts w:hint="eastAsia"/>
+        </w:rPr>
+        <w:t>）</w:t>
+      </w:r>
+      <w:r>
+        <w:rPr>
+          <w:rFonts w:hint="eastAsia"/>
+          <w:noProof/>
+        </w:rPr>
+        <w:drawing>
+          <wp:inline distT="0" distB="0" distL="0" distR="0" wp14:anchorId="0DA4BB3F" wp14:editId="06CD9C7D">
+            <wp:extent cx="1733550" cy="1245870"/>
+            <wp:effectExtent l="0" t="0" r="0" b="0"/>
+            <wp:docPr id="108529953" name="图片 19"/>
+            <wp:cNvGraphicFramePr>
+              <a:graphicFrameLocks xmlns:a="http://schemas.openxmlformats.org/drawingml/2006/main" noChangeAspect="1"/>
+            </wp:cNvGraphicFramePr>
+            <a:graphic xmlns:a="http://schemas.openxmlformats.org/drawingml/2006/main">
+              <a:graphicData uri="http://schemas.openxmlformats.org/drawingml/2006/picture">
+                <pic:pic xmlns:pic="http://schemas.openxmlformats.org/drawingml/2006/picture">
+                  <pic:nvPicPr>
+                    <pic:cNvPr id="0" name="Picture 1"/>
+                    <pic:cNvPicPr>
+                      <a:picLocks noChangeAspect="1" noChangeArrowheads="1"/>
+                    </pic:cNvPicPr>
+                  </pic:nvPicPr>
+                  <pic:blipFill>
+                    <a:blip r:embed="rId38">
+                      <a:extLst>
+                        <a:ext uri="{28A0092B-C50C-407E-A947-70E740481C1C}">
+                          <a14:useLocalDpi xmlns:a14="http://schemas.microsoft.com/office/drawing/2010/main" val="0"/>
+                        </a:ext>
+                      </a:extLst>
+                    </a:blip>
+                    <a:srcRect/>
+                    <a:stretch>
+                      <a:fillRect/>
+                    </a:stretch>
+                  </pic:blipFill>
+                  <pic:spPr bwMode="auto">
+                    <a:xfrm>
+                      <a:off x="0" y="0"/>
+                      <a:ext cx="1733550" cy="1245870"/>
+                    </a:xfrm>
+                    <a:prstGeom prst="rect">
+                      <a:avLst/>
+                    </a:prstGeom>
+                    <a:noFill/>
+                    <a:ln>
+                      <a:noFill/>
+                    </a:ln>
+                  </pic:spPr>
+                </pic:pic>
+              </a:graphicData>
+            </a:graphic>
+          </wp:inline>
+        </w:drawing>
+      </w:r>
     </w:p>
     <w:p>
       <w:pPr>
         <w:spacing w:line="360" w:lineRule="auto"/>
-        <w:ind w:leftChars="130" w:left="273"/>
         <w:rPr>
           <w:rFonts w:ascii="Times New Roman" w:eastAsia="新宋体" w:hAnsi="Times New Roman"/>
           <w:b/>
@@ -6634,16 +6507,6 @@
           <w:szCs w:val="21"/>
         </w:rPr>
       </w:pPr>
-      <w:r>
-        <w:rPr>
-          <w:rFonts w:ascii="Times New Roman" w:eastAsia="新宋体" w:hAnsi="Times New Roman" w:hint="eastAsia"/>
-          <w:b/>
-          <w:bCs/>
-          <w:color w:val="0000FF"/>
-          <w:szCs w:val="21"/>
-        </w:rPr>
-        <w:t>绕圈</w:t>
-      </w:r>
     </w:p>
     <w:p>
       <w:pPr>
@@ -6661,9 +6524,9 @@
         <mc:AlternateContent>
           <mc:Choice Requires="wpg">
             <w:drawing>
-              <wp:inline distT="0" distB="0" distL="0" distR="0" wp14:anchorId="2FE37F89" wp14:editId="45A07B2B">
-                <wp:extent cx="1819910" cy="645160"/>
-                <wp:effectExtent l="0" t="0" r="8890" b="0"/>
+              <wp:inline distT="0" distB="0" distL="0" distR="0" wp14:anchorId="2FE37F89" wp14:editId="3E2B1CE7">
+                <wp:extent cx="1497205" cy="515769"/>
+                <wp:effectExtent l="0" t="0" r="8255" b="0"/>
                 <wp:docPr id="7" name="组合 7"/>
                 <wp:cNvGraphicFramePr/>
                 <a:graphic xmlns:a="http://schemas.openxmlformats.org/drawingml/2006/main">
@@ -6673,7 +6536,7 @@
                       <wpg:grpSpPr>
                         <a:xfrm>
                           <a:off x="0" y="0"/>
-                          <a:ext cx="1820329" cy="645459"/>
+                          <a:ext cx="1497205" cy="515769"/>
                           <a:chOff x="0" y="0"/>
                           <a:chExt cx="1820329" cy="645459"/>
                         </a:xfrm>
@@ -6737,7 +6600,7 @@
                           </pic:cNvPicPr>
                         </pic:nvPicPr>
                         <pic:blipFill>
-                          <a:blip r:embed="rId11" cstate="print">
+                          <a:blip r:embed="rId39" cstate="print">
                             <a:extLst>
                               <a:ext uri="{28A0092B-C50C-407E-A947-70E740481C1C}">
                                 <a14:useLocalDpi xmlns:a14="http://schemas.microsoft.com/office/drawing/2010/main" val="0"/>
@@ -6770,8 +6633,8 @@
           </mc:Choice>
           <mc:Fallback>
             <w:pict>
-              <v:group w14:anchorId="2FE37F89" id="组合 7" o:spid="_x0000_s1046" style="width:143.3pt;height:50.8pt;mso-position-horizontal-relative:char;mso-position-vertical-relative:line" coordsize="18203,6454" o:gfxdata="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">
-                <v:roundrect id="圆角矩形 32" o:spid="_x0000_s1047" style="position:absolute;left:6157;top:1398;width:12046;height:3759;visibility:visible;mso-wrap-style:square;v-text-anchor:middle" arcsize=".5" o:gfxdata="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" fillcolor="#d3e8cd [3204]" stroked="f">
+              <v:group w14:anchorId="2FE37F89" id="组合 7" o:spid="_x0000_s1045" style="width:117.9pt;height:40.6pt;mso-position-horizontal-relative:char;mso-position-vertical-relative:line" coordsize="18203,6454" o:gfxdata="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">
+                <v:roundrect id="圆角矩形 32" o:spid="_x0000_s1046" style="position:absolute;left:6157;top:1398;width:12046;height:3759;visibility:visible;mso-wrap-style:square;v-text-anchor:middle" arcsize=".5" o:gfxdata="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" fillcolor="#d3e8cd [3204]" stroked="f">
                   <v:textbox inset="0,0,0,0">
                     <w:txbxContent>
                       <w:p>
@@ -6800,8 +6663,8 @@
                     </w:txbxContent>
                   </v:textbox>
                 </v:roundrect>
-                <v:shape id="图片 11" o:spid="_x0000_s1048" type="#_x0000_t75" style="position:absolute;width:6454;height:6454;visibility:visible;mso-wrap-style:square" o:gfxdata="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">
-                  <v:imagedata r:id="rId12" o:title=""/>
+                <v:shape id="图片 11" o:spid="_x0000_s1047" type="#_x0000_t75" style="position:absolute;width:6454;height:6454;visibility:visible;mso-wrap-style:square" o:gfxdata="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">
+                  <v:imagedata r:id="rId40" o:title=""/>
                 </v:shape>
                 <w10:anchorlock/>
               </v:group>
@@ -6930,7 +6793,7 @@
           </mc:Choice>
           <mc:Fallback>
             <w:pict>
-              <v:rect w14:anchorId="38A1F6A4" id="矩形 43" o:spid="_x0000_s1049" style="width:27.75pt;height:13.6pt;visibility:visible;mso-wrap-style:square;mso-left-percent:-10001;mso-top-percent:-10001;mso-position-horizontal:absolute;mso-position-horizontal-relative:char;mso-position-vertical:absolute;mso-position-vertical-relative:line;mso-left-percent:-10001;mso-top-percent:-10001;v-text-anchor:middle" o:gfxdata="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" fillcolor="#5aa13b [3205]" stroked="f" strokeweight="2pt">
+              <v:rect w14:anchorId="38A1F6A4" id="矩形 43" o:spid="_x0000_s1048" style="width:27.75pt;height:13.6pt;visibility:visible;mso-wrap-style:square;mso-left-percent:-10001;mso-top-percent:-10001;mso-position-horizontal:absolute;mso-position-horizontal-relative:char;mso-position-vertical:absolute;mso-position-vertical-relative:line;mso-left-percent:-10001;mso-top-percent:-10001;v-text-anchor:middle" o:gfxdata="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" fillcolor="#5aa13b [3205]" stroked="f" strokeweight="2pt">
                 <v:textbox inset="0,0,0,0">
                   <w:txbxContent>
                     <w:p>
@@ -7008,183 +6871,156 @@
     </w:p>
     <w:p>
       <w:pPr>
-        <w:spacing w:line="360" w:lineRule="auto"/>
-        <w:ind w:leftChars="130" w:left="273"/>
+        <w:pStyle w:val="123"/>
         <w:jc w:val="center"/>
-        <w:rPr>
-          <w:rFonts w:ascii="Times New Roman" w:eastAsia="新宋体" w:hAnsi="Times New Roman"/>
-          <w:szCs w:val="21"/>
-        </w:rPr>
       </w:pPr>
       <w:proofErr w:type="gramStart"/>
       <w:r>
-        <w:rPr>
-          <w:rFonts w:ascii="Times New Roman" w:eastAsia="新宋体" w:hAnsi="Times New Roman" w:hint="eastAsia"/>
-          <w:szCs w:val="21"/>
-        </w:rPr>
         <w:t>巨磁电阻</w:t>
       </w:r>
       <w:proofErr w:type="gramEnd"/>
       <w:r>
-        <w:rPr>
-          <w:rFonts w:ascii="Times New Roman" w:eastAsia="新宋体" w:hAnsi="Times New Roman" w:hint="eastAsia"/>
-          <w:szCs w:val="21"/>
-        </w:rPr>
         <w:t>效应</w:t>
       </w:r>
     </w:p>
     <w:p>
       <w:pPr>
-        <w:spacing w:line="360" w:lineRule="auto"/>
-        <w:ind w:leftChars="270" w:left="567" w:firstLineChars="200" w:firstLine="420"/>
-      </w:pPr>
-      <w:r>
-        <w:rPr>
-          <w:rFonts w:ascii="Times New Roman" w:eastAsia="新宋体" w:hAnsi="Times New Roman" w:hint="eastAsia"/>
-          <w:szCs w:val="21"/>
-        </w:rPr>
+        <w:pStyle w:val="123"/>
+      </w:pPr>
+      <w:r>
         <w:t>1988</w:t>
       </w:r>
       <w:r>
-        <w:rPr>
-          <w:rFonts w:ascii="Times New Roman" w:eastAsia="新宋体" w:hAnsi="Times New Roman" w:hint="eastAsia"/>
-          <w:szCs w:val="21"/>
-        </w:rPr>
-        <w:t>年阿尔贝•费尔和彼得•格林贝格尔发现，在铁、铬相间的三层复合膜电阻中，微弱的磁场可以导致电阻大小的急剧变化，这种现象被命名为“巨磁电阻效应”．更多的实验发现，并非任意两种不同种金属相间的膜都具有“巨磁电阻效应”．组成三层膜的两种金属中，有一种是铁、钴、</w:t>
+        <w:t>年阿尔贝</w:t>
+      </w:r>
+      <w:r>
+        <w:t>•</w:t>
+      </w:r>
+      <w:r>
+        <w:t>费尔和彼得</w:t>
+      </w:r>
+      <w:r>
+        <w:t>•</w:t>
+      </w:r>
+      <w:r>
+        <w:t>格林贝格尔发现，在铁、铬相间的三层复合膜电阻中，微弱的磁场可以导致电阻大小的急剧变化，这种现象被命名为</w:t>
+      </w:r>
+      <w:r>
+        <w:t>“</w:t>
+      </w:r>
+      <w:r>
+        <w:t>巨磁电阻效应</w:t>
+      </w:r>
+      <w:r>
+        <w:t>”</w:t>
+      </w:r>
+      <w:r>
+        <w:t>．更多的实验发现，并非任意两种不同种金属相间的膜都具有</w:t>
+      </w:r>
+      <w:r>
+        <w:t>“</w:t>
+      </w:r>
+      <w:r>
+        <w:t>巨磁电阻效应</w:t>
+      </w:r>
+      <w:r>
+        <w:t>”</w:t>
+      </w:r>
+      <w:r>
+        <w:t>．组成三层膜的两种金属中，有一种是铁、钴、</w:t>
       </w:r>
       <w:proofErr w:type="gramStart"/>
       <w:r>
-        <w:rPr>
-          <w:rFonts w:ascii="Times New Roman" w:eastAsia="新宋体" w:hAnsi="Times New Roman" w:hint="eastAsia"/>
-          <w:szCs w:val="21"/>
-        </w:rPr>
         <w:t>镍这三种</w:t>
       </w:r>
       <w:proofErr w:type="gramEnd"/>
       <w:r>
-        <w:rPr>
-          <w:rFonts w:ascii="Times New Roman" w:eastAsia="新宋体" w:hAnsi="Times New Roman" w:hint="eastAsia"/>
-          <w:szCs w:val="21"/>
-        </w:rPr>
-        <w:t>容易被磁化的金属中的一种，另一种是不易被磁化的其他金属，才可能产生“巨磁电阻效应”．进一步研究表明，“巨磁电阻效应”只发生在膜层的厚度为特定值时．用</w:t>
-      </w:r>
-      <w:r>
-        <w:rPr>
-          <w:rFonts w:ascii="Times New Roman" w:eastAsia="新宋体" w:hAnsi="Times New Roman" w:hint="eastAsia"/>
-          <w:i/>
-          <w:szCs w:val="21"/>
-        </w:rPr>
+        <w:t>容易被磁化的金属中的一种，另一种是不易被磁化的其他金属，才可能产生</w:t>
+      </w:r>
+      <w:r>
+        <w:t>“</w:t>
+      </w:r>
+      <w:r>
+        <w:t>巨磁电阻效应</w:t>
+      </w:r>
+      <w:r>
+        <w:t>”</w:t>
+      </w:r>
+      <w:r>
+        <w:t>．进一步研究表明，</w:t>
+      </w:r>
+      <w:r>
+        <w:t>“</w:t>
+      </w:r>
+      <w:r>
+        <w:t>巨磁电阻效应</w:t>
+      </w:r>
+      <w:r>
+        <w:t>”</w:t>
+      </w:r>
+      <w:r>
+        <w:t>只发生在膜层的厚度为特定值时．用</w:t>
+      </w:r>
+      <w:r>
         <w:t>R</w:t>
       </w:r>
       <w:r>
         <w:rPr>
-          <w:rFonts w:ascii="Times New Roman" w:eastAsia="新宋体" w:hAnsi="Times New Roman" w:hint="eastAsia"/>
-          <w:sz w:val="24"/>
-          <w:szCs w:val="24"/>
           <w:vertAlign w:val="subscript"/>
         </w:rPr>
         <w:t>0</w:t>
       </w:r>
       <w:r>
-        <w:rPr>
-          <w:rFonts w:ascii="Times New Roman" w:eastAsia="新宋体" w:hAnsi="Times New Roman" w:hint="eastAsia"/>
-          <w:szCs w:val="21"/>
-        </w:rPr>
         <w:t>表示未加磁场时的电阻，</w:t>
       </w:r>
       <w:r>
-        <w:rPr>
-          <w:rFonts w:ascii="Times New Roman" w:eastAsia="新宋体" w:hAnsi="Times New Roman" w:hint="eastAsia"/>
-          <w:i/>
-          <w:szCs w:val="21"/>
-        </w:rPr>
         <w:t>R</w:t>
       </w:r>
       <w:r>
-        <w:rPr>
-          <w:rFonts w:ascii="Times New Roman" w:eastAsia="新宋体" w:hAnsi="Times New Roman" w:hint="eastAsia"/>
-          <w:szCs w:val="21"/>
-        </w:rPr>
         <w:t>表示加入磁场后的电阻，科学家测得铁、</w:t>
       </w:r>
       <w:proofErr w:type="gramStart"/>
       <w:r>
-        <w:rPr>
-          <w:rFonts w:ascii="Times New Roman" w:eastAsia="新宋体" w:hAnsi="Times New Roman" w:hint="eastAsia"/>
-          <w:szCs w:val="21"/>
-        </w:rPr>
         <w:t>铬组成的复含膜</w:t>
       </w:r>
       <w:proofErr w:type="gramEnd"/>
       <w:r>
-        <w:rPr>
-          <w:rFonts w:ascii="Times New Roman" w:eastAsia="新宋体" w:hAnsi="Times New Roman" w:hint="eastAsia"/>
-          <w:i/>
-          <w:szCs w:val="21"/>
-        </w:rPr>
         <w:t>R</w:t>
       </w:r>
       <w:r>
-        <w:rPr>
-          <w:rFonts w:ascii="Times New Roman" w:eastAsia="新宋体" w:hAnsi="Times New Roman" w:hint="eastAsia"/>
-          <w:szCs w:val="21"/>
-        </w:rPr>
         <w:t>与</w:t>
       </w:r>
       <w:r>
-        <w:rPr>
-          <w:rFonts w:ascii="Times New Roman" w:eastAsia="新宋体" w:hAnsi="Times New Roman" w:hint="eastAsia"/>
-          <w:i/>
-          <w:szCs w:val="21"/>
-        </w:rPr>
         <w:t>R</w:t>
       </w:r>
       <w:r>
         <w:rPr>
-          <w:rFonts w:ascii="Times New Roman" w:eastAsia="新宋体" w:hAnsi="Times New Roman" w:hint="eastAsia"/>
-          <w:sz w:val="24"/>
-          <w:szCs w:val="24"/>
           <w:vertAlign w:val="subscript"/>
         </w:rPr>
         <w:t>0</w:t>
       </w:r>
       <w:r>
-        <w:rPr>
-          <w:rFonts w:ascii="Times New Roman" w:eastAsia="新宋体" w:hAnsi="Times New Roman" w:hint="eastAsia"/>
-          <w:szCs w:val="21"/>
-        </w:rPr>
         <w:t>之比与膜层厚度</w:t>
       </w:r>
       <w:r>
-        <w:rPr>
-          <w:rFonts w:ascii="Times New Roman" w:eastAsia="新宋体" w:hAnsi="Times New Roman" w:hint="eastAsia"/>
-          <w:i/>
-          <w:iCs/>
-          <w:szCs w:val="21"/>
-        </w:rPr>
         <w:t>d</w:t>
       </w:r>
       <w:r>
-        <w:rPr>
-          <w:rFonts w:ascii="Times New Roman" w:eastAsia="新宋体" w:hAnsi="Times New Roman" w:hint="eastAsia"/>
-          <w:szCs w:val="21"/>
-        </w:rPr>
         <w:t>（三层膜厚度均相同）的关系如图所示．</w:t>
       </w:r>
     </w:p>
     <w:p>
       <w:pPr>
-        <w:spacing w:line="360" w:lineRule="auto"/>
-        <w:ind w:leftChars="130" w:left="273" w:firstLineChars="200" w:firstLine="420"/>
+        <w:pStyle w:val="123"/>
       </w:pPr>
       <w:r>
         <w:rPr>
           <w:noProof/>
         </w:rPr>
         <w:drawing>
-          <wp:inline distT="0" distB="0" distL="0" distR="0" wp14:anchorId="16EE391A" wp14:editId="4C115590">
-            <wp:extent cx="4775200" cy="1168400"/>
-            <wp:effectExtent l="0" t="0" r="6985" b="8255"/>
+          <wp:inline distT="0" distB="0" distL="0" distR="0" wp14:anchorId="16EE391A" wp14:editId="5900F1A0">
+            <wp:extent cx="3295859" cy="809080"/>
+            <wp:effectExtent l="0" t="0" r="0" b="0"/>
             <wp:docPr id="5" name="图片 5"/>
             <wp:cNvGraphicFramePr>
               <a:graphicFrameLocks xmlns:a="http://schemas.openxmlformats.org/drawingml/2006/main" noChangeAspect="1"/>
@@ -7199,7 +7035,7 @@
                     </pic:cNvPicPr>
                   </pic:nvPicPr>
                   <pic:blipFill>
-                    <a:blip r:embed="rId38"/>
+                    <a:blip r:embed="rId41"/>
                     <a:stretch>
                       <a:fillRect/>
                     </a:stretch>
@@ -7207,7 +7043,7 @@
                   <pic:spPr>
                     <a:xfrm>
                       <a:off x="0" y="0"/>
-                      <a:ext cx="4775200" cy="1172235"/>
+                      <a:ext cx="3406481" cy="836236"/>
                     </a:xfrm>
                     <a:prstGeom prst="rect">
                       <a:avLst/>
@@ -7222,60 +7058,333 @@
     </w:p>
     <w:p>
       <w:pPr>
-        <w:spacing w:line="360" w:lineRule="auto"/>
-        <w:ind w:leftChars="270" w:left="567" w:firstLineChars="200" w:firstLine="420"/>
-      </w:pPr>
-      <w:r>
-        <w:rPr>
-          <w:rFonts w:ascii="Times New Roman" w:eastAsia="新宋体" w:hAnsi="Times New Roman" w:hint="eastAsia"/>
-          <w:szCs w:val="21"/>
-        </w:rPr>
+        <w:pStyle w:val="123"/>
+      </w:pPr>
+      <w:r>
         <w:t>1994</w:t>
       </w:r>
       <w:r>
-        <w:rPr>
-          <w:rFonts w:ascii="Times New Roman" w:eastAsia="新宋体" w:hAnsi="Times New Roman" w:hint="eastAsia"/>
-          <w:szCs w:val="21"/>
-        </w:rPr>
         <w:t>年</w:t>
       </w:r>
       <w:r>
-        <w:rPr>
-          <w:rFonts w:ascii="Times New Roman" w:eastAsia="新宋体" w:hAnsi="Times New Roman" w:hint="eastAsia"/>
-          <w:szCs w:val="21"/>
-        </w:rPr>
         <w:t>IBM</w:t>
       </w:r>
       <w:r>
-        <w:rPr>
-          <w:rFonts w:ascii="Times New Roman" w:eastAsia="新宋体" w:hAnsi="Times New Roman" w:hint="eastAsia"/>
-          <w:szCs w:val="21"/>
-        </w:rPr>
-        <w:t>公司根据“巨磁电阻效应”原理，研制出“新型读出磁头”，将磁场对复合膜阻值的影响转换成电流的变化来读取信息．</w:t>
+        <w:t>公司根据</w:t>
+      </w:r>
+      <w:r>
+        <w:t>“</w:t>
+      </w:r>
+      <w:r>
+        <w:t>巨磁电阻效应</w:t>
+      </w:r>
+      <w:r>
+        <w:t>”</w:t>
+      </w:r>
+      <w:r>
+        <w:t>原理，研制出</w:t>
+      </w:r>
+      <w:r>
+        <w:t>“</w:t>
+      </w:r>
+      <w:r>
+        <w:t>新型读出磁头</w:t>
+      </w:r>
+      <w:r>
+        <w:t>”</w:t>
+      </w:r>
+      <w:r>
+        <w:t>，将磁场对复合膜阻值的影响转换成电流的变化来读取信息．</w:t>
       </w:r>
     </w:p>
     <w:p>
       <w:pPr>
         <w:pStyle w:val="123"/>
-        <w:ind w:left="1197" w:hangingChars="220" w:hanging="462"/>
-      </w:pPr>
-      <w:r>
-        <w:rPr>
-          <w:rFonts w:hint="eastAsia"/>
-        </w:rPr>
+      </w:pPr>
+      <w:r>
         <w:t>（</w:t>
       </w:r>
       <w:r>
-        <w:rPr>
-          <w:rFonts w:hint="eastAsia"/>
-        </w:rPr>
         <w:t>1</w:t>
       </w:r>
       <w:r>
-        <w:rPr>
-          <w:rFonts w:hint="eastAsia"/>
-        </w:rPr>
-        <w:t>）以下两种金属组成的三层复合膜可能发生“巨磁电阻效应”的是（　　）</w:t>
+        <w:t>）以下两种金属组成的三层复合膜可能发生</w:t>
+      </w:r>
+      <w:r>
+        <w:t>“</w:t>
+      </w:r>
+      <w:r>
+        <w:t>巨磁电阻效应</w:t>
+      </w:r>
+      <w:r>
+        <w:t>”</w:t>
+      </w:r>
+      <w:r>
+        <w:t>的是（　　）</w:t>
+      </w:r>
+    </w:p>
+    <w:p>
+      <w:pPr>
+        <w:pStyle w:val="123"/>
+      </w:pPr>
+      <w:r>
+        <w:t>A</w:t>
+      </w:r>
+      <w:r>
+        <w:t>．铜、银</w:t>
+      </w:r>
+      <w:r>
+        <w:tab/>
+        <w:t>B</w:t>
+      </w:r>
+      <w:r>
+        <w:t>．铁、铜</w:t>
+      </w:r>
+      <w:r>
+        <w:tab/>
+        <w:t>C</w:t>
+      </w:r>
+      <w:r>
+        <w:t>．铜、铝</w:t>
+      </w:r>
+      <w:r>
+        <w:tab/>
+        <w:t>D</w:t>
+      </w:r>
+      <w:r>
+        <w:t>．铁、镍</w:t>
+      </w:r>
+    </w:p>
+    <w:p>
+      <w:pPr>
+        <w:pStyle w:val="123"/>
+      </w:pPr>
+      <w:r>
+        <w:t>（</w:t>
+      </w:r>
+      <w:r>
+        <w:t>2</w:t>
+      </w:r>
+      <w:r>
+        <w:t>）对铁、</w:t>
+      </w:r>
+      <w:proofErr w:type="gramStart"/>
+      <w:r>
+        <w:t>铬组成</w:t>
+      </w:r>
+      <w:proofErr w:type="gramEnd"/>
+      <w:r>
+        <w:t>的复合膜，当膜层厚度是</w:t>
+      </w:r>
+      <w:r>
+        <w:t>1.7nm</w:t>
+      </w:r>
+      <w:r>
+        <w:t>时，这种复合膜电阻</w:t>
+      </w:r>
+      <w:r>
+        <w:t>________</w:t>
+      </w:r>
+      <w:r>
+        <w:t>（选填</w:t>
+      </w:r>
+      <w:r>
+        <w:t>“</w:t>
+      </w:r>
+      <w:r>
+        <w:t>具有</w:t>
+      </w:r>
+      <w:r>
+        <w:t>”</w:t>
+      </w:r>
+      <w:r>
+        <w:t>或</w:t>
+      </w:r>
+      <w:r>
+        <w:t>“</w:t>
+      </w:r>
+      <w:r>
+        <w:t>不具有</w:t>
+      </w:r>
+      <w:r>
+        <w:t>”</w:t>
+      </w:r>
+      <w:r>
+        <w:t>）</w:t>
+      </w:r>
+      <w:r>
+        <w:t>“</w:t>
+      </w:r>
+      <w:r>
+        <w:t>巨磁电阻效应</w:t>
+      </w:r>
+      <w:r>
+        <w:t>”</w:t>
+      </w:r>
+      <w:r>
+        <w:t>．</w:t>
+      </w:r>
+    </w:p>
+    <w:p>
+      <w:pPr>
+        <w:pStyle w:val="123"/>
+      </w:pPr>
+      <w:r>
+        <w:t>（</w:t>
+      </w:r>
+      <w:r>
+        <w:t>3</w:t>
+      </w:r>
+      <w:r>
+        <w:t>）</w:t>
+      </w:r>
+      <w:r>
+        <w:t>“</w:t>
+      </w:r>
+      <w:r>
+        <w:t>新型读出磁头</w:t>
+      </w:r>
+      <w:r>
+        <w:t>”</w:t>
+      </w:r>
+      <w:r>
+        <w:t>可将微弱的</w:t>
+      </w:r>
+      <w:r>
+        <w:t>________</w:t>
+      </w:r>
+      <w:r>
+        <w:t>信息转化为电信息．</w:t>
+      </w:r>
+      <w:r>
+        <w:t>“</w:t>
+      </w:r>
+      <w:r>
+        <w:t>新型读出磁头</w:t>
+      </w:r>
+      <w:r>
+        <w:t>”</w:t>
+      </w:r>
+      <w:r>
+        <w:t>的工作原理是</w:t>
+      </w:r>
+      <w:r>
+        <w:t>____________________</w:t>
+      </w:r>
+      <w:r>
+        <w:t>．</w:t>
+      </w:r>
+    </w:p>
+    <w:p>
+      <w:pPr>
+        <w:pStyle w:val="123"/>
+      </w:pPr>
+      <w:r>
+        <w:t>（</w:t>
+      </w:r>
+      <w:r>
+        <w:t>4</w:t>
+      </w:r>
+      <w:r>
+        <w:t>）铁、</w:t>
+      </w:r>
+      <w:proofErr w:type="gramStart"/>
+      <w:r>
+        <w:t>铬组成</w:t>
+      </w:r>
+      <w:proofErr w:type="gramEnd"/>
+      <w:r>
+        <w:t>的复合膜，发生</w:t>
+      </w:r>
+      <w:r>
+        <w:t>“</w:t>
+      </w:r>
+      <w:r>
+        <w:t>巨磁电阻效应</w:t>
+      </w:r>
+      <w:r>
+        <w:t>”</w:t>
+      </w:r>
+      <w:r>
+        <w:t>时，其电阻</w:t>
+      </w:r>
+      <w:r>
+        <w:t>R</w:t>
+      </w:r>
+      <w:r>
+        <w:t>比未加磁场时的电</w:t>
+      </w:r>
+      <w:r>
+        <w:lastRenderedPageBreak/>
+        <w:t>阻</w:t>
+      </w:r>
+      <w:r>
+        <w:t>R0________</w:t>
+      </w:r>
+      <w:r>
+        <w:t>．（选填</w:t>
+      </w:r>
+      <w:r>
+        <w:t>“</w:t>
+      </w:r>
+      <w:r>
+        <w:t>大</w:t>
+      </w:r>
+      <w:r>
+        <w:t>”</w:t>
+      </w:r>
+      <w:r>
+        <w:t>或</w:t>
+      </w:r>
+      <w:r>
+        <w:t>“</w:t>
+      </w:r>
+      <w:r>
+        <w:t>小</w:t>
+      </w:r>
+      <w:r>
+        <w:t>”</w:t>
+      </w:r>
+      <w:r>
+        <w:t>）得多．</w:t>
+      </w:r>
+    </w:p>
+    <w:p>
+      <w:pPr>
+        <w:pStyle w:val="123"/>
+      </w:pPr>
+      <w:r>
+        <w:t>（</w:t>
+      </w:r>
+      <w:r>
+        <w:t>5</w:t>
+      </w:r>
+      <w:r>
+        <w:t>）如图是硬盘某区域磁记录的分布情况，其中</w:t>
+      </w:r>
+      <w:r>
+        <w:t>1</w:t>
+      </w:r>
+      <w:r>
+        <w:t>表示有磁区域，</w:t>
+      </w:r>
+      <w:r>
+        <w:t>0</w:t>
+      </w:r>
+      <w:r>
+        <w:t>表示无磁区域．将</w:t>
+      </w:r>
+      <w:r>
+        <w:t>“</w:t>
+      </w:r>
+      <w:r>
+        <w:t>新型读出磁头</w:t>
+      </w:r>
+      <w:r>
+        <w:t>”</w:t>
+      </w:r>
+      <w:r>
+        <w:t>组成如图所示电路，当磁头从左向右匀速经过该区域过程中，电流表读数变化情况应是图中的（　　）</w:t>
       </w:r>
     </w:p>
     <w:p>
@@ -7285,301 +7394,12 @@
       </w:pPr>
       <w:r>
         <w:rPr>
-          <w:rFonts w:hint="eastAsia"/>
-        </w:rPr>
-        <w:t>A</w:t>
-      </w:r>
-      <w:r>
-        <w:rPr>
-          <w:rFonts w:hint="eastAsia"/>
-        </w:rPr>
-        <w:t>．铜、银</w:t>
-      </w:r>
-      <w:r>
-        <w:tab/>
-      </w:r>
-      <w:r>
-        <w:rPr>
-          <w:rFonts w:hint="eastAsia"/>
-        </w:rPr>
-        <w:t>B</w:t>
-      </w:r>
-      <w:r>
-        <w:rPr>
-          <w:rFonts w:hint="eastAsia"/>
-        </w:rPr>
-        <w:t>．铁、铜</w:t>
-      </w:r>
-      <w:r>
-        <w:tab/>
-      </w:r>
-      <w:r>
-        <w:rPr>
-          <w:rFonts w:hint="eastAsia"/>
-        </w:rPr>
-        <w:t>C</w:t>
-      </w:r>
-      <w:r>
-        <w:rPr>
-          <w:rFonts w:hint="eastAsia"/>
-        </w:rPr>
-        <w:t>．铜、铝</w:t>
-      </w:r>
-      <w:r>
-        <w:tab/>
-      </w:r>
-      <w:r>
-        <w:rPr>
-          <w:rFonts w:hint="eastAsia"/>
-        </w:rPr>
-        <w:t>D</w:t>
-      </w:r>
-      <w:r>
-        <w:rPr>
-          <w:rFonts w:hint="eastAsia"/>
-        </w:rPr>
-        <w:t>．铁、镍</w:t>
-      </w:r>
-    </w:p>
-    <w:p>
-      <w:pPr>
-        <w:pStyle w:val="123"/>
-        <w:ind w:left="1197" w:hangingChars="220" w:hanging="462"/>
-      </w:pPr>
-      <w:r>
-        <w:rPr>
-          <w:rFonts w:hint="eastAsia"/>
-        </w:rPr>
-        <w:t>（</w:t>
-      </w:r>
-      <w:r>
-        <w:rPr>
-          <w:rFonts w:hint="eastAsia"/>
-        </w:rPr>
-        <w:t>2</w:t>
-      </w:r>
-      <w:r>
-        <w:rPr>
-          <w:rFonts w:hint="eastAsia"/>
-        </w:rPr>
-        <w:t>）对铁、</w:t>
-      </w:r>
-      <w:proofErr w:type="gramStart"/>
-      <w:r>
-        <w:rPr>
-          <w:rFonts w:hint="eastAsia"/>
-        </w:rPr>
-        <w:t>铬组成</w:t>
-      </w:r>
-      <w:proofErr w:type="gramEnd"/>
-      <w:r>
-        <w:rPr>
-          <w:rFonts w:hint="eastAsia"/>
-        </w:rPr>
-        <w:t>的复合膜，当膜层厚度是</w:t>
-      </w:r>
-      <w:r>
-        <w:rPr>
-          <w:rFonts w:hint="eastAsia"/>
-        </w:rPr>
-        <w:t>1.7nm</w:t>
-      </w:r>
-      <w:r>
-        <w:rPr>
-          <w:rFonts w:hint="eastAsia"/>
-        </w:rPr>
-        <w:t>时，这种复合膜电阻</w:t>
-      </w:r>
-      <w:r>
-        <w:t>________</w:t>
-      </w:r>
-      <w:r>
-        <w:rPr>
-          <w:rFonts w:hint="eastAsia"/>
-        </w:rPr>
-        <w:lastRenderedPageBreak/>
-        <w:t>（选填“具有”或“不具有”）“巨磁电阻效应”．</w:t>
-      </w:r>
-    </w:p>
-    <w:p>
-      <w:pPr>
-        <w:pStyle w:val="123"/>
-        <w:ind w:left="1197" w:hangingChars="220" w:hanging="462"/>
-      </w:pPr>
-      <w:r>
-        <w:rPr>
-          <w:rFonts w:hint="eastAsia"/>
-        </w:rPr>
-        <w:t>（</w:t>
-      </w:r>
-      <w:r>
-        <w:rPr>
-          <w:rFonts w:hint="eastAsia"/>
-        </w:rPr>
-        <w:t>3</w:t>
-      </w:r>
-      <w:r>
-        <w:rPr>
-          <w:rFonts w:hint="eastAsia"/>
-        </w:rPr>
-        <w:t>）“新型读出磁头”可将微弱的</w:t>
-      </w:r>
-      <w:r>
-        <w:t>________</w:t>
-      </w:r>
-      <w:r>
-        <w:rPr>
-          <w:rFonts w:hint="eastAsia"/>
-        </w:rPr>
-        <w:t>信息转化为电信息．“新型读出磁头”的工作原理是</w:t>
-      </w:r>
-      <w:r>
-        <w:t>____________________</w:t>
-      </w:r>
-      <w:r>
-        <w:rPr>
-          <w:rFonts w:hint="eastAsia"/>
-        </w:rPr>
-        <w:t>．</w:t>
-      </w:r>
-    </w:p>
-    <w:p>
-      <w:pPr>
-        <w:pStyle w:val="123"/>
-        <w:ind w:left="1197" w:hangingChars="220" w:hanging="462"/>
-      </w:pPr>
-      <w:r>
-        <w:rPr>
-          <w:rFonts w:hint="eastAsia"/>
-        </w:rPr>
-        <w:t>（</w:t>
-      </w:r>
-      <w:r>
-        <w:rPr>
-          <w:rFonts w:hint="eastAsia"/>
-        </w:rPr>
-        <w:t>4</w:t>
-      </w:r>
-      <w:r>
-        <w:rPr>
-          <w:rFonts w:hint="eastAsia"/>
-        </w:rPr>
-        <w:t>）铁、</w:t>
-      </w:r>
-      <w:proofErr w:type="gramStart"/>
-      <w:r>
-        <w:rPr>
-          <w:rFonts w:hint="eastAsia"/>
-        </w:rPr>
-        <w:t>铬组成</w:t>
-      </w:r>
-      <w:proofErr w:type="gramEnd"/>
-      <w:r>
-        <w:rPr>
-          <w:rFonts w:hint="eastAsia"/>
-        </w:rPr>
-        <w:t>的复合膜，发生“巨磁电阻效应”时，其电阻</w:t>
-      </w:r>
-      <w:r>
-        <w:rPr>
-          <w:rFonts w:hint="eastAsia"/>
-          <w:i/>
-        </w:rPr>
-        <w:t>R</w:t>
-      </w:r>
-      <w:r>
-        <w:rPr>
-          <w:rFonts w:hint="eastAsia"/>
-        </w:rPr>
-        <w:t>比未加磁场时的电阻</w:t>
-      </w:r>
-      <w:r>
-        <w:rPr>
-          <w:rFonts w:hint="eastAsia"/>
-          <w:i/>
-        </w:rPr>
-        <w:t>R</w:t>
-      </w:r>
-      <w:r>
-        <w:rPr>
-          <w:rFonts w:hint="eastAsia"/>
-          <w:sz w:val="24"/>
-          <w:szCs w:val="24"/>
-          <w:vertAlign w:val="subscript"/>
-        </w:rPr>
-        <w:t>0</w:t>
-      </w:r>
-      <w:r>
-        <w:t>________</w:t>
-      </w:r>
-      <w:r>
-        <w:rPr>
-          <w:rFonts w:hint="eastAsia"/>
-        </w:rPr>
-        <w:t>．（选填“大”或“小”）得多．</w:t>
-      </w:r>
-    </w:p>
-    <w:p>
-      <w:pPr>
-        <w:pStyle w:val="123"/>
-        <w:ind w:left="1197" w:hangingChars="220" w:hanging="462"/>
-      </w:pPr>
-      <w:r>
-        <w:rPr>
-          <w:rFonts w:hint="eastAsia"/>
-        </w:rPr>
-        <w:t>（</w:t>
-      </w:r>
-      <w:r>
-        <w:rPr>
-          <w:rFonts w:hint="eastAsia"/>
-        </w:rPr>
-        <w:t>5</w:t>
-      </w:r>
-      <w:r>
-        <w:rPr>
-          <w:rFonts w:hint="eastAsia"/>
-        </w:rPr>
-        <w:t>）如图是硬盘某区域磁记录的分布情况，其中</w:t>
-      </w:r>
-      <w:r>
-        <w:rPr>
-          <w:rFonts w:hint="eastAsia"/>
-        </w:rPr>
-        <w:t>1</w:t>
-      </w:r>
-      <w:r>
-        <w:rPr>
-          <w:rFonts w:hint="eastAsia"/>
-        </w:rPr>
-        <w:t>表示有磁区域，</w:t>
-      </w:r>
-      <w:r>
-        <w:rPr>
-          <w:rFonts w:hint="eastAsia"/>
-        </w:rPr>
-        <w:t>0</w:t>
-      </w:r>
-      <w:r>
-        <w:rPr>
-          <w:rFonts w:hint="eastAsia"/>
-        </w:rPr>
-        <w:t>表示无磁区域．将“新型读出磁头”组成如图所示电路，当磁头从左向右匀速经过该区域过程中，电流表读数变化情况应是图中的（　　）</w:t>
-      </w:r>
-    </w:p>
-    <w:p>
-      <w:pPr>
-        <w:pStyle w:val="123"/>
-        <w:ind w:firstLineChars="200" w:firstLine="420"/>
-      </w:pPr>
-      <w:r>
-        <w:rPr>
           <w:noProof/>
         </w:rPr>
         <w:drawing>
-          <wp:inline distT="0" distB="0" distL="0" distR="0" wp14:anchorId="500C5B37" wp14:editId="33E8A7AD">
-            <wp:extent cx="4171950" cy="1079500"/>
-            <wp:effectExtent l="0" t="0" r="5715" b="0"/>
+          <wp:inline distT="0" distB="0" distL="0" distR="0" wp14:anchorId="500C5B37" wp14:editId="0F8A0D40">
+            <wp:extent cx="3094893" cy="801101"/>
+            <wp:effectExtent l="0" t="0" r="0" b="0"/>
             <wp:docPr id="1865" name="图片 1865"/>
             <wp:cNvGraphicFramePr>
               <a:graphicFrameLocks xmlns:a="http://schemas.openxmlformats.org/drawingml/2006/main" noChangeAspect="1"/>
@@ -7594,7 +7414,7 @@
                     </pic:cNvPicPr>
                   </pic:nvPicPr>
                   <pic:blipFill>
-                    <a:blip r:embed="rId39" cstate="print">
+                    <a:blip r:embed="rId42" cstate="print">
                       <a:extLst>
                         <a:ext uri="{28A0092B-C50C-407E-A947-70E740481C1C}">
                           <a14:useLocalDpi xmlns:a14="http://schemas.microsoft.com/office/drawing/2010/main" val="0"/>
@@ -7609,7 +7429,7 @@
                   <pic:spPr>
                     <a:xfrm>
                       <a:off x="0" y="0"/>
-                      <a:ext cx="4172364" cy="1080000"/>
+                      <a:ext cx="3312593" cy="857452"/>
                     </a:xfrm>
                     <a:prstGeom prst="rect">
                       <a:avLst/>
@@ -7737,12 +7557,6 @@
         </w:rPr>
         <w:t>．</w:t>
       </w:r>
-    </w:p>
-    <w:p>
-      <w:pPr>
-        <w:pStyle w:val="af0"/>
-        <w:ind w:left="672" w:hanging="672"/>
-      </w:pPr>
     </w:p>
     <w:p>
       <w:pPr>
@@ -7830,7 +7644,7 @@
           </mc:Choice>
           <mc:Fallback>
             <w:pict>
-              <v:rect w14:anchorId="715015E4" id="矩形 1" o:spid="_x0000_s1050" style="width:27.75pt;height:13.6pt;visibility:visible;mso-wrap-style:square;mso-left-percent:-10001;mso-top-percent:-10001;mso-position-horizontal:absolute;mso-position-horizontal-relative:char;mso-position-vertical:absolute;mso-position-vertical-relative:line;mso-left-percent:-10001;mso-top-percent:-10001;v-text-anchor:middle" o:gfxdata="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" fillcolor="#5aa13b [3205]" stroked="f" strokeweight="2pt">
+              <v:rect w14:anchorId="715015E4" id="矩形 1" o:spid="_x0000_s1049" style="width:27.75pt;height:13.6pt;visibility:visible;mso-wrap-style:square;mso-left-percent:-10001;mso-top-percent:-10001;mso-position-horizontal:absolute;mso-position-horizontal-relative:char;mso-position-vertical:absolute;mso-position-vertical-relative:line;mso-left-percent:-10001;mso-top-percent:-10001;v-text-anchor:middle" o:gfxdata="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" fillcolor="#5aa13b [3205]" stroked="f" strokeweight="2pt">
                 <v:textbox inset="0,0,0,0">
                   <w:txbxContent>
                     <w:p>
@@ -8064,7 +7878,7 @@
                     </pic:cNvPicPr>
                   </pic:nvPicPr>
                   <pic:blipFill>
-                    <a:blip r:embed="rId40" cstate="print"/>
+                    <a:blip r:embed="rId43" cstate="print"/>
                     <a:stretch>
                       <a:fillRect/>
                     </a:stretch>
@@ -8252,14 +8066,7 @@
         <w:rPr>
           <w:rFonts w:hint="eastAsia"/>
         </w:rPr>
-        <w:t>③电磁铁磁性强弱可以通过电磁铁吸引大头针的数目来判断。为研究线圈匝数一定</w:t>
-      </w:r>
-      <w:r>
-        <w:rPr>
-          <w:rFonts w:hint="eastAsia"/>
-        </w:rPr>
-        <w:lastRenderedPageBreak/>
-        <w:t>时，电磁铁磁性强弱与电流大小的关系，请设计记录实验数据的表格；</w:t>
+        <w:t>③电磁铁磁性强弱可以通过电磁铁吸引大头针的数目来判断。为研究线圈匝数一定时，电磁铁磁性强弱与电流大小的关系，请设计记录实验数据的表格；</w:t>
       </w:r>
     </w:p>
     <w:p>
@@ -8322,6 +8129,7 @@
         <w:rPr>
           <w:rFonts w:hint="eastAsia"/>
         </w:rPr>
+        <w:lastRenderedPageBreak/>
         <w:t>【答案】（</w:t>
       </w:r>
       <w:r>
@@ -8383,7 +8191,7 @@
                     </pic:cNvPicPr>
                   </pic:nvPicPr>
                   <pic:blipFill>
-                    <a:blip r:embed="rId41" cstate="print"/>
+                    <a:blip r:embed="rId44" cstate="print"/>
                     <a:stretch>
                       <a:fillRect/>
                     </a:stretch>
@@ -8908,10 +8716,10 @@
       </w:pPr>
     </w:p>
     <w:sectPr>
-      <w:headerReference w:type="even" r:id="rId42"/>
-      <w:headerReference w:type="default" r:id="rId43"/>
-      <w:footerReference w:type="even" r:id="rId44"/>
-      <w:footerReference w:type="default" r:id="rId45"/>
+      <w:headerReference w:type="even" r:id="rId45"/>
+      <w:headerReference w:type="default" r:id="rId46"/>
+      <w:footerReference w:type="even" r:id="rId47"/>
+      <w:footerReference w:type="default" r:id="rId48"/>
       <w:pgSz w:w="10319" w:h="14515"/>
       <w:pgMar w:top="1134" w:right="1021" w:bottom="851" w:left="1021" w:header="737" w:footer="567" w:gutter="0"/>
       <w:pgNumType w:start="1"/>
@@ -10290,6 +10098,20 @@
       <w:color w:val="C00000"/>
     </w:rPr>
   </w:style>
+  <w:style w:type="paragraph" w:customStyle="1" w:styleId="BorderColor01820D95">
+    <w:name w:val="Border Color 01820D95"/>
+    <w:qFormat/>
+    <w:rsid w:val="00701909"/>
+    <w:pPr>
+      <w:widowControl w:val="0"/>
+      <w:jc w:val="both"/>
+    </w:pPr>
+    <w:rPr>
+      <w:kern w:val="2"/>
+      <w:sz w:val="21"/>
+      <w:szCs w:val="22"/>
+    </w:rPr>
+  </w:style>
 </w:styles>
 </file>
 
@@ -10534,6 +10356,10 @@
 </file>
 
 <file path=customXml/item1.xml><?xml version="1.0" encoding="utf-8"?>
+<b:Sources xmlns:b="http://schemas.openxmlformats.org/officeDocument/2006/bibliography" xmlns="http://schemas.openxmlformats.org/officeDocument/2006/bibliography" SelectedStyle="\APA.XSL" StyleName="APA"/>
+</file>
+
+<file path=customXml/item2.xml><?xml version="1.0" encoding="utf-8"?>
 <s:customData xmlns="http://www.wps.cn/officeDocument/2013/wpsCustomData" xmlns:s="http://www.wps.cn/officeDocument/2013/wpsCustomData">
   <customSectProps/>
   <customShpExts>
@@ -10542,22 +10368,18 @@
 </s:customData>
 </file>
 
-<file path=customXml/item2.xml><?xml version="1.0" encoding="utf-8"?>
-<b:Sources xmlns:b="http://schemas.openxmlformats.org/officeDocument/2006/bibliography" xmlns="http://schemas.openxmlformats.org/officeDocument/2006/bibliography" SelectedStyle="\APA.XSL" StyleName="APA"/>
+<file path=customXml/itemProps1.xml><?xml version="1.0" encoding="utf-8"?>
+<ds:datastoreItem xmlns:ds="http://schemas.openxmlformats.org/officeDocument/2006/customXml" ds:itemID="{0E798019-D9DA-4148-8768-905599865BAA}">
+  <ds:schemaRefs>
+    <ds:schemaRef ds:uri="http://schemas.openxmlformats.org/officeDocument/2006/bibliography"/>
+  </ds:schemaRefs>
+</ds:datastoreItem>
 </file>
 
-<file path=customXml/itemProps1.xml><?xml version="1.0" encoding="utf-8"?>
+<file path=customXml/itemProps2.xml><?xml version="1.0" encoding="utf-8"?>
 <ds:datastoreItem xmlns:ds="http://schemas.openxmlformats.org/officeDocument/2006/customXml" ds:itemID="{B1977F7D-205B-4081-913C-38D41E755F92}">
   <ds:schemaRefs>
     <ds:schemaRef ds:uri="http://www.wps.cn/officeDocument/2013/wpsCustomData"/>
   </ds:schemaRefs>
 </ds:datastoreItem>
-</file>
-
-<file path=customXml/itemProps2.xml><?xml version="1.0" encoding="utf-8"?>
-<ds:datastoreItem xmlns:ds="http://schemas.openxmlformats.org/officeDocument/2006/customXml" ds:itemID="{0E798019-D9DA-4148-8768-905599865BAA}">
-  <ds:schemaRefs>
-    <ds:schemaRef ds:uri="http://schemas.openxmlformats.org/officeDocument/2006/bibliography"/>
-  </ds:schemaRefs>
-</ds:datastoreItem>
 </file>